--- a/templates/fiscal.docx
+++ b/templates/fiscal.docx
@@ -454,7 +454,28 @@
             </w:tcBorders>
           </w:tcPr>
           <w:p>
+            <w:r>
+              <w:t>{% for p in processos %}</w:t>
+            </w:r>
+          </w:p>
+          <w:p>
             <w:pPr>
+              <w:keepNext/>
+              <w:keepLines/>
+            </w:pPr>
+            <w:r>
+              <w:rPr>
+                <w:rFonts w:ascii="Arial" w:hAnsi="Arial"/>
+                <w:b/>
+                <w:sz w:val="20"/>
+              </w:rPr>
+              <w:t>Processo/Divida {{ loop.index }}</w:t>
+            </w:r>
+          </w:p>
+          <w:p>
+            <w:pPr>
+              <w:keepNext/>
+              <w:keepLines/>
               <w:spacing w:line="276" w:lineRule="auto"/>
               <w:jc w:val="both"/>
               <w:rPr>
@@ -466,25 +487,39 @@
             </w:pPr>
             <w:r>
               <w:rPr>
-                <w:rFonts w:ascii="Arial" w:eastAsia="Arial" w:hAnsi="Arial" w:cs="Arial"/>
-                <w:color w:val="000000" w:themeColor="text1"/>
+                <w:rFonts w:ascii="Arial" w:hAnsi="Arial"/>
                 <w:sz w:val="20"/>
-                <w:szCs w:val="20"/>
               </w:rPr>
-              <w:t xml:space="preserve">1.1 Tipo do Tributo: </w:t>
+              <w:t>1.1 Tipo do Tributo: {{ p.banco }}</w:t>
             </w:r>
-            <w:r>
+          </w:p>
+          <w:p>
+            <w:pPr>
+              <w:keepNext/>
+              <w:keepLines/>
+              <w:spacing w:line="276" w:lineRule="auto"/>
+              <w:jc w:val="both"/>
               <w:rPr>
                 <w:rFonts w:ascii="Arial" w:eastAsia="Arial" w:hAnsi="Arial" w:cs="Arial"/>
                 <w:color w:val="000000" w:themeColor="text1"/>
                 <w:sz w:val="20"/>
                 <w:szCs w:val="20"/>
               </w:rPr>
-              <w:t>{{banco}}</w:t>
+            </w:pPr>
+            <w:proofErr w:type="gramStart"/>
+            <w:proofErr w:type="gramEnd"/>
+            <w:r>
+              <w:rPr>
+                <w:rFonts w:ascii="Arial" w:hAnsi="Arial"/>
+                <w:sz w:val="20"/>
+              </w:rPr>
+              <w:t>1.2 Dívida Atual: {{ p.divida }}</w:t>
             </w:r>
           </w:p>
           <w:p>
             <w:pPr>
+              <w:keepNext/>
+              <w:keepLines/>
               <w:spacing w:line="276" w:lineRule="auto"/>
               <w:jc w:val="both"/>
               <w:rPr>
@@ -496,48 +531,16 @@
             </w:pPr>
             <w:r>
               <w:rPr>
-                <w:rFonts w:ascii="Arial" w:eastAsia="Arial" w:hAnsi="Arial" w:cs="Arial"/>
-                <w:color w:val="000000" w:themeColor="text1"/>
+                <w:rFonts w:ascii="Arial" w:hAnsi="Arial"/>
                 <w:sz w:val="20"/>
-                <w:szCs w:val="20"/>
               </w:rPr>
-              <w:t xml:space="preserve">1.2 Dívida Atual: </w:t>
-            </w:r>
-            <w:r>
-              <w:rPr>
-                <w:rFonts w:ascii="Arial" w:eastAsia="Arial" w:hAnsi="Arial" w:cs="Arial"/>
-                <w:b/>
-                <w:bCs/>
-                <w:sz w:val="20"/>
-                <w:szCs w:val="20"/>
-              </w:rPr>
-              <w:t>{{</w:t>
-            </w:r>
-            <w:proofErr w:type="gramStart"/>
-            <w:r>
-              <w:rPr>
-                <w:rFonts w:ascii="Arial" w:eastAsia="Arial" w:hAnsi="Arial" w:cs="Arial"/>
-                <w:b/>
-                <w:bCs/>
-                <w:sz w:val="20"/>
-                <w:szCs w:val="20"/>
-              </w:rPr>
-              <w:t>divida</w:t>
-            </w:r>
-            <w:proofErr w:type="gramEnd"/>
-            <w:r>
-              <w:rPr>
-                <w:rFonts w:ascii="Arial" w:eastAsia="Arial" w:hAnsi="Arial" w:cs="Arial"/>
-                <w:b/>
-                <w:bCs/>
-                <w:sz w:val="20"/>
-                <w:szCs w:val="20"/>
-              </w:rPr>
-              <w:t>}}</w:t>
+              <w:t>1.3 Valor da Parcela: {{ p.valor_parcela }}</w:t>
             </w:r>
           </w:p>
           <w:p>
             <w:pPr>
+              <w:keepNext/>
+              <w:keepLines/>
               <w:spacing w:line="276" w:lineRule="auto"/>
               <w:jc w:val="both"/>
               <w:rPr>
@@ -547,26 +550,22 @@
                 <w:szCs w:val="20"/>
               </w:rPr>
             </w:pPr>
+            <w:proofErr w:type="gramStart"/>
+            <w:proofErr w:type="gramEnd"/>
+            <w:proofErr w:type="gramStart"/>
+            <w:proofErr w:type="gramEnd"/>
             <w:r>
               <w:rPr>
-                <w:rFonts w:ascii="Arial" w:eastAsia="Arial" w:hAnsi="Arial" w:cs="Arial"/>
-                <w:color w:val="000000" w:themeColor="text1"/>
+                <w:rFonts w:ascii="Arial" w:hAnsi="Arial"/>
                 <w:sz w:val="20"/>
-                <w:szCs w:val="20"/>
               </w:rPr>
-              <w:t xml:space="preserve">1.3 Valor da Parcela: </w:t>
-            </w:r>
-            <w:r>
-              <w:rPr>
-                <w:rFonts w:ascii="Arial" w:eastAsia="Arial" w:hAnsi="Arial" w:cs="Arial"/>
-                <w:sz w:val="20"/>
-                <w:szCs w:val="20"/>
-              </w:rPr>
-              <w:t>{{valor_parcela_banco}}</w:t>
+              <w:t>1.4 Parcelas Totais: {{ p.parcelas_totais }}</w:t>
             </w:r>
           </w:p>
           <w:p>
             <w:pPr>
+              <w:keepNext/>
+              <w:keepLines/>
               <w:spacing w:line="276" w:lineRule="auto"/>
               <w:jc w:val="both"/>
               <w:rPr>
@@ -576,58 +575,22 @@
                 <w:szCs w:val="20"/>
               </w:rPr>
             </w:pPr>
-            <w:r>
-              <w:rPr>
-                <w:rFonts w:ascii="Arial" w:eastAsia="Arial" w:hAnsi="Arial" w:cs="Arial"/>
-                <w:color w:val="000000" w:themeColor="text1"/>
-                <w:sz w:val="20"/>
-                <w:szCs w:val="20"/>
-              </w:rPr>
-              <w:t xml:space="preserve">1.4 Parcelas Totais: </w:t>
-            </w:r>
             <w:proofErr w:type="gramStart"/>
-            <w:r>
-              <w:rPr>
-                <w:rFonts w:ascii="Arial" w:eastAsia="Arial" w:hAnsi="Arial" w:cs="Arial"/>
-                <w:color w:val="000000" w:themeColor="text1"/>
-                <w:sz w:val="20"/>
-                <w:szCs w:val="20"/>
-              </w:rPr>
-              <w:t>{{ parcelas</w:t>
-            </w:r>
+            <w:proofErr w:type="gramEnd"/>
+            <w:proofErr w:type="gramStart"/>
             <w:proofErr w:type="gramEnd"/>
             <w:r>
               <w:rPr>
-                <w:rFonts w:ascii="Arial" w:eastAsia="Arial" w:hAnsi="Arial" w:cs="Arial"/>
-                <w:color w:val="000000" w:themeColor="text1"/>
+                <w:rFonts w:ascii="Arial" w:hAnsi="Arial"/>
                 <w:sz w:val="20"/>
-                <w:szCs w:val="20"/>
               </w:rPr>
-              <w:t>_</w:t>
-            </w:r>
-            <w:proofErr w:type="gramStart"/>
-            <w:r>
-              <w:rPr>
-                <w:rFonts w:ascii="Arial" w:eastAsia="Arial" w:hAnsi="Arial" w:cs="Arial"/>
-                <w:color w:val="000000" w:themeColor="text1"/>
-                <w:sz w:val="20"/>
-                <w:szCs w:val="20"/>
-              </w:rPr>
-              <w:t>totais }</w:t>
-            </w:r>
-            <w:proofErr w:type="gramEnd"/>
-            <w:r>
-              <w:rPr>
-                <w:rFonts w:ascii="Arial" w:eastAsia="Arial" w:hAnsi="Arial" w:cs="Arial"/>
-                <w:color w:val="000000" w:themeColor="text1"/>
-                <w:sz w:val="20"/>
-                <w:szCs w:val="20"/>
-              </w:rPr>
-              <w:t>}</w:t>
+              <w:t>1.5 Parcelas Pagas: {{ p.parcelas_pagas }}</w:t>
             </w:r>
           </w:p>
           <w:p>
             <w:pPr>
+              <w:keepNext/>
+              <w:keepLines/>
               <w:spacing w:line="276" w:lineRule="auto"/>
               <w:jc w:val="both"/>
               <w:rPr>
@@ -637,58 +600,22 @@
                 <w:szCs w:val="20"/>
               </w:rPr>
             </w:pPr>
-            <w:r>
-              <w:rPr>
-                <w:rFonts w:ascii="Arial" w:eastAsia="Arial" w:hAnsi="Arial" w:cs="Arial"/>
-                <w:color w:val="000000" w:themeColor="text1"/>
-                <w:sz w:val="20"/>
-                <w:szCs w:val="20"/>
-              </w:rPr>
-              <w:t xml:space="preserve">1.5 Parcelas Pagas: </w:t>
-            </w:r>
             <w:proofErr w:type="gramStart"/>
-            <w:r>
-              <w:rPr>
-                <w:rFonts w:ascii="Arial" w:eastAsia="Arial" w:hAnsi="Arial" w:cs="Arial"/>
-                <w:color w:val="000000" w:themeColor="text1"/>
-                <w:sz w:val="20"/>
-                <w:szCs w:val="20"/>
-              </w:rPr>
-              <w:t>{{ parcelas</w:t>
-            </w:r>
+            <w:proofErr w:type="gramEnd"/>
+            <w:proofErr w:type="gramStart"/>
             <w:proofErr w:type="gramEnd"/>
             <w:r>
               <w:rPr>
-                <w:rFonts w:ascii="Arial" w:eastAsia="Arial" w:hAnsi="Arial" w:cs="Arial"/>
-                <w:color w:val="000000" w:themeColor="text1"/>
+                <w:rFonts w:ascii="Arial" w:hAnsi="Arial"/>
                 <w:sz w:val="20"/>
-                <w:szCs w:val="20"/>
               </w:rPr>
-              <w:t>_</w:t>
-            </w:r>
-            <w:proofErr w:type="gramStart"/>
-            <w:r>
-              <w:rPr>
-                <w:rFonts w:ascii="Arial" w:eastAsia="Arial" w:hAnsi="Arial" w:cs="Arial"/>
-                <w:color w:val="000000" w:themeColor="text1"/>
-                <w:sz w:val="20"/>
-                <w:szCs w:val="20"/>
-              </w:rPr>
-              <w:t>pagas }</w:t>
-            </w:r>
-            <w:proofErr w:type="gramEnd"/>
-            <w:r>
-              <w:rPr>
-                <w:rFonts w:ascii="Arial" w:eastAsia="Arial" w:hAnsi="Arial" w:cs="Arial"/>
-                <w:color w:val="000000" w:themeColor="text1"/>
-                <w:sz w:val="20"/>
-                <w:szCs w:val="20"/>
-              </w:rPr>
-              <w:t>}</w:t>
+              <w:t>1.6 Parcelas Em Aberto: {{ p.parcelas_abertas }}</w:t>
             </w:r>
           </w:p>
           <w:p>
             <w:pPr>
+              <w:keepNext/>
+              <w:keepLines/>
               <w:spacing w:line="276" w:lineRule="auto"/>
               <w:jc w:val="both"/>
               <w:rPr>
@@ -698,119 +625,21 @@
                 <w:szCs w:val="20"/>
               </w:rPr>
             </w:pPr>
-            <w:r>
-              <w:rPr>
-                <w:rFonts w:ascii="Arial" w:eastAsia="Arial" w:hAnsi="Arial" w:cs="Arial"/>
-                <w:color w:val="000000" w:themeColor="text1"/>
-                <w:sz w:val="20"/>
-                <w:szCs w:val="20"/>
-              </w:rPr>
-              <w:t xml:space="preserve">1.6 Parcelas Em Aberto: </w:t>
-            </w:r>
             <w:proofErr w:type="gramStart"/>
-            <w:r>
-              <w:rPr>
-                <w:rFonts w:ascii="Arial" w:eastAsia="Arial" w:hAnsi="Arial" w:cs="Arial"/>
-                <w:color w:val="000000" w:themeColor="text1"/>
-                <w:sz w:val="20"/>
-                <w:szCs w:val="20"/>
-              </w:rPr>
-              <w:t>{{ parcelas</w:t>
-            </w:r>
+            <w:proofErr w:type="gramEnd"/>
+            <w:proofErr w:type="gramStart"/>
             <w:proofErr w:type="gramEnd"/>
             <w:r>
               <w:rPr>
-                <w:rFonts w:ascii="Arial" w:eastAsia="Arial" w:hAnsi="Arial" w:cs="Arial"/>
-                <w:color w:val="000000" w:themeColor="text1"/>
+                <w:rFonts w:ascii="Arial" w:hAnsi="Arial"/>
                 <w:sz w:val="20"/>
-                <w:szCs w:val="20"/>
               </w:rPr>
-              <w:t>_</w:t>
-            </w:r>
-            <w:proofErr w:type="gramStart"/>
-            <w:r>
-              <w:rPr>
-                <w:rFonts w:ascii="Arial" w:eastAsia="Arial" w:hAnsi="Arial" w:cs="Arial"/>
-                <w:color w:val="000000" w:themeColor="text1"/>
-                <w:sz w:val="20"/>
-                <w:szCs w:val="20"/>
-              </w:rPr>
-              <w:t>abertas }</w:t>
-            </w:r>
-            <w:proofErr w:type="gramEnd"/>
-            <w:r>
-              <w:rPr>
-                <w:rFonts w:ascii="Arial" w:eastAsia="Arial" w:hAnsi="Arial" w:cs="Arial"/>
-                <w:color w:val="000000" w:themeColor="text1"/>
-                <w:sz w:val="20"/>
-                <w:szCs w:val="20"/>
-              </w:rPr>
-              <w:t>}</w:t>
+              <w:t>1.7 Parcelas Vencidas: {{ p.parcelas_vencidas }}</w:t>
             </w:r>
           </w:p>
           <w:p>
             <w:pPr>
-              <w:spacing w:line="276" w:lineRule="auto"/>
-              <w:jc w:val="both"/>
-              <w:rPr>
-                <w:rFonts w:ascii="Arial" w:eastAsia="Arial" w:hAnsi="Arial" w:cs="Arial"/>
-                <w:color w:val="000000" w:themeColor="text1"/>
-                <w:sz w:val="20"/>
-                <w:szCs w:val="20"/>
-              </w:rPr>
-            </w:pPr>
-            <w:r>
-              <w:rPr>
-                <w:rFonts w:ascii="Arial" w:eastAsia="Arial" w:hAnsi="Arial" w:cs="Arial"/>
-                <w:color w:val="000000" w:themeColor="text1"/>
-                <w:sz w:val="20"/>
-                <w:szCs w:val="20"/>
-              </w:rPr>
-              <w:t xml:space="preserve">1.7 Parcelas Vencidas: </w:t>
-            </w:r>
-            <w:proofErr w:type="gramStart"/>
-            <w:r>
-              <w:rPr>
-                <w:rFonts w:ascii="Arial" w:eastAsia="Arial" w:hAnsi="Arial" w:cs="Arial"/>
-                <w:color w:val="000000" w:themeColor="text1"/>
-                <w:sz w:val="20"/>
-                <w:szCs w:val="20"/>
-              </w:rPr>
-              <w:t>{{ parcelas</w:t>
-            </w:r>
-            <w:proofErr w:type="gramEnd"/>
-            <w:r>
-              <w:rPr>
-                <w:rFonts w:ascii="Arial" w:eastAsia="Arial" w:hAnsi="Arial" w:cs="Arial"/>
-                <w:color w:val="000000" w:themeColor="text1"/>
-                <w:sz w:val="20"/>
-                <w:szCs w:val="20"/>
-              </w:rPr>
-              <w:t>_</w:t>
-            </w:r>
-            <w:proofErr w:type="gramStart"/>
-            <w:r>
-              <w:rPr>
-                <w:rFonts w:ascii="Arial" w:eastAsia="Arial" w:hAnsi="Arial" w:cs="Arial"/>
-                <w:color w:val="000000" w:themeColor="text1"/>
-                <w:sz w:val="20"/>
-                <w:szCs w:val="20"/>
-              </w:rPr>
-              <w:t>vencidas }</w:t>
-            </w:r>
-            <w:proofErr w:type="gramEnd"/>
-            <w:r>
-              <w:rPr>
-                <w:rFonts w:ascii="Arial" w:eastAsia="Arial" w:hAnsi="Arial" w:cs="Arial"/>
-                <w:color w:val="000000" w:themeColor="text1"/>
-                <w:sz w:val="20"/>
-                <w:szCs w:val="20"/>
-              </w:rPr>
-              <w:t>}</w:t>
-            </w:r>
-          </w:p>
-          <w:p>
-            <w:pPr>
+              <w:keepLines/>
               <w:spacing w:line="276" w:lineRule="auto"/>
               <w:rPr>
                 <w:rFonts w:ascii="Arial" w:eastAsia="Arial" w:hAnsi="Arial" w:cs="Arial"/>
@@ -819,52 +648,19 @@
                 <w:szCs w:val="20"/>
               </w:rPr>
             </w:pPr>
-            <w:r>
-              <w:rPr>
-                <w:rFonts w:ascii="Arial" w:eastAsia="Arial" w:hAnsi="Arial" w:cs="Arial"/>
-                <w:color w:val="000000" w:themeColor="text1"/>
-                <w:sz w:val="20"/>
-                <w:szCs w:val="20"/>
-              </w:rPr>
-              <w:t xml:space="preserve">1.8 Ação Judicial: </w:t>
-            </w:r>
             <w:proofErr w:type="gramStart"/>
-            <w:r>
-              <w:rPr>
-                <w:rFonts w:ascii="Arial" w:eastAsia="Arial" w:hAnsi="Arial" w:cs="Arial"/>
-                <w:color w:val="000000" w:themeColor="text1"/>
-                <w:sz w:val="20"/>
-                <w:szCs w:val="20"/>
-              </w:rPr>
-              <w:t>{{ existe</w:t>
-            </w:r>
             <w:proofErr w:type="gramEnd"/>
             <w:r>
               <w:rPr>
-                <w:rFonts w:ascii="Arial" w:eastAsia="Arial" w:hAnsi="Arial" w:cs="Arial"/>
-                <w:color w:val="000000" w:themeColor="text1"/>
+                <w:rFonts w:ascii="Arial" w:hAnsi="Arial"/>
                 <w:sz w:val="20"/>
-                <w:szCs w:val="20"/>
               </w:rPr>
-              <w:t>_processo }}</w:t>
+              <w:t>1.8 Ação Judicial: {{ p.existe_processo }}</w:t>
             </w:r>
+          </w:p>
+          <w:p>
             <w:r>
-              <w:rPr>
-                <w:rFonts w:ascii="Arial" w:eastAsia="Arial" w:hAnsi="Arial" w:cs="Arial"/>
-                <w:color w:val="000000" w:themeColor="text1"/>
-                <w:sz w:val="20"/>
-                <w:szCs w:val="20"/>
-              </w:rPr>
-              <w:br/>
-            </w:r>
-            <w:r>
-              <w:rPr>
-                <w:rFonts w:ascii="Arial" w:eastAsia="Arial" w:hAnsi="Arial" w:cs="Arial"/>
-                <w:color w:val="000000" w:themeColor="text1"/>
-                <w:sz w:val="20"/>
-                <w:szCs w:val="20"/>
-              </w:rPr>
-              <w:br/>
+              <w:t>{% endfor %}</w:t>
             </w:r>
           </w:p>
           <w:p>
